--- a/国开社OPC申报/OPC方向教材建设申报表_人工智能财务综合实训.docx
+++ b/国开社OPC申报/OPC方向教材建设申报表_人工智能财务综合实训.docx
@@ -2723,6 +2723,83 @@
           <w:rFonts w:hint="eastAsia"/>
         </w:rPr>
         <w:t xml:space="preserve">案例以企业真实业务为原型，数据脱敏，注明来源与授权。</w:t>
+      </w:r>
+    </w:p>
+    <w:p>
+      <w:pPr>
+        <w:pStyle w:val="Compact"/>
+        <w:numPr>
+          <w:ilvl w:val="0"/>
+          <w:numId w:val="1003"/>
+        </w:numPr>
+      </w:pPr>
+      <w:r>
+        <w:rPr>
+          <w:rFonts w:hint="eastAsia"/>
+          <w:b/>
+          <w:bCs/>
+        </w:rPr>
+        <w:t xml:space="preserve">课程—训练—实战进阶</w:t>
+      </w:r>
+      <w:r>
+        <w:rPr>
+          <w:rFonts w:hint="eastAsia"/>
+        </w:rPr>
+        <w:t xml:space="preserve">：第</w:t>
+      </w:r>
+      <w:r>
+        <w:t xml:space="preserve"> 1 </w:t>
+      </w:r>
+      <w:r>
+        <w:rPr>
+          <w:rFonts w:hint="eastAsia"/>
+        </w:rPr>
+        <w:t xml:space="preserve">至</w:t>
+      </w:r>
+      <w:r>
+        <w:t xml:space="preserve"> 3 </w:t>
+      </w:r>
+      <w:r>
+        <w:rPr>
+          <w:rFonts w:hint="eastAsia"/>
+        </w:rPr>
+        <w:t xml:space="preserve">项目为课程，学习任务单、权限设置和基本岗位操作；第</w:t>
+      </w:r>
+      <w:r>
+        <w:t xml:space="preserve"> 4 </w:t>
+      </w:r>
+      <w:r>
+        <w:rPr>
+          <w:rFonts w:hint="eastAsia"/>
+        </w:rPr>
+        <w:t xml:space="preserve">至</w:t>
+      </w:r>
+      <w:r>
+        <w:t xml:space="preserve"> 10 </w:t>
+      </w:r>
+      <w:r>
+        <w:rPr>
+          <w:rFonts w:hint="eastAsia"/>
+        </w:rPr>
+        <w:t xml:space="preserve">项目为训练，按岗位分项完成任务；第</w:t>
+      </w:r>
+      <w:r>
+        <w:t xml:space="preserve"> 11 </w:t>
+      </w:r>
+      <w:r>
+        <w:rPr>
+          <w:rFonts w:hint="eastAsia"/>
+        </w:rPr>
+        <w:t xml:space="preserve">至</w:t>
+      </w:r>
+      <w:r>
+        <w:t xml:space="preserve"> 13 </w:t>
+      </w:r>
+      <w:r>
+        <w:rPr>
+          <w:rFonts w:hint="eastAsia"/>
+        </w:rPr>
+        <w:t xml:space="preserve">项目为实战，以一个月的综合账务完成全流程。</w:t>
       </w:r>
     </w:p>
     <w:bookmarkEnd w:id="16"/>

--- a/国开社OPC申报/OPC方向教材建设申报表_人工智能财务综合实训.docx
+++ b/国开社OPC申报/OPC方向教材建设申报表_人工智能财务综合实训.docx
@@ -700,7 +700,7 @@
         <w:rPr>
           <w:rFonts w:hint="eastAsia"/>
         </w:rPr>
-        <w:t xml:space="preserve">教材不涉及编程，工具以低代码智能体、多模态识别和大模型助手为主。内容依据财政部会计数智化相关征求意见稿中关于人工智能应用清单、人工复核、记录可追溯的要求组织，正式文件发布后将对照修订。</w:t>
+        <w:t xml:space="preserve">教材不涉及编程，工具以低代码智能体、多模态识别和大模型助手为主。内容依据财政部办公厅《关于征求〈财政部关于加快推进会计数智化工作的指导意见（征求意见稿）〉意见的函》（财办会〔2026〕32号，2026年9月17日）中关于会计人工智能应用清单、人工复核和记录可追溯的要求组织。该文件为征求意见稿，正式发布后对照修订。</w:t>
       </w:r>
     </w:p>
     <w:p>

--- a/国开社OPC申报/OPC方向教材建设申报表_人工智能财务综合实训.docx
+++ b/国开社OPC申报/OPC方向教材建设申报表_人工智能财务综合实训.docx
@@ -700,7 +700,7 @@
         <w:rPr>
           <w:rFonts w:hint="eastAsia"/>
         </w:rPr>
-        <w:t xml:space="preserve">教材不涉及编程，工具以低代码智能体、多模态识别和大模型助手为主。内容依据财政部办公厅《关于征求〈财政部关于加快推进会计数智化工作的指导意见（征求意见稿）〉意见的函》（财办会〔2026〕32号，2026年9月17日）中关于会计人工智能应用清单、人工复核和记录可追溯的要求组织。该文件为征求意见稿，正式发布后对照修订。</w:t>
+        <w:t xml:space="preserve">教材不涉及编程，工具以低代码智能体、多模态识别和大模型助手为主。内容依据财政部《关于加快推进会计数智化工作的指导意见（征求意见稿）》（财办会〔2026〕32号函所附，2026年9月17日）：第（十二）条的电子凭证接收、报销、入账、归档全流程，第（十三）条的业财一体与管理会计应用，第（十九）条的会计人工智能应用清单、人工复核与可追溯要求，第（二十六）条的高校跨学科课程与会计数智化实践基地。该文件为征求意见稿，正式发布后对照修订。</w:t>
       </w:r>
     </w:p>
     <w:p>
@@ -1423,7 +1423,7 @@
               <w:rPr>
                 <w:rFonts w:hint="eastAsia"/>
               </w:rPr>
-              <w:t xml:space="preserve">设置授权文件夹和需确认的操作，按模板写出第一份任务单</w:t>
+              <w:t xml:space="preserve">设置授权文件夹和需确认的操作，按模板写出第一份任务单，填写智能体应用清单（模型、数据范围、人工复核人、应急接管人）</w:t>
             </w:r>
           </w:p>
         </w:tc>
@@ -1451,7 +1451,7 @@
               <w:rPr>
                 <w:rFonts w:hint="eastAsia"/>
               </w:rPr>
-              <w:t xml:space="preserve">权限表、任务单</w:t>
+              <w:t xml:space="preserve">权限表、任务单、智能体应用清单</w:t>
             </w:r>
           </w:p>
         </w:tc>
